--- a/public/templates/Template_QuyetDinh.docx
+++ b/public/templates/Template_QuyetDinh.docx
@@ -187,16 +187,72 @@
     </w:p>
     <w:p>
       <w:pPr>
-        <w:spacing w:after="80" w:line="312" w:lineRule="auto"/>
-        <w:ind w:firstLine="720"/>
+        <w:spacing w:before="120"/>
+        <w:jc w:val="center"/>
       </w:pPr>
       <w:r>
         <w:rPr>
+          <w:b/>
+          <w:bCs/>
           <w:color w:val="000000"/>
           <w:sz w:val="28"/>
           <w:szCs w:val="28"/>
         </w:rPr>
-        <w:t>{{can_cu}}</w:t>
+        <w:t>{{chuc_danh_ban_hanh}}</w:t>
+      </w:r>
+    </w:p>
+    <w:p>
+      <w:pPr>
+        <w:rPr>
+          <w:i/>
+          <w:iCs/>
+        </w:rPr>
+      </w:pPr>
+      <w:r>
+        <w:rPr>
+          <w:i/>
+          <w:iCs/>
+          <w:sz w:val="28"/>
+          <w:szCs w:val="28"/>
+        </w:rPr>
+        <w:t>{{#can_cu_lines}}</w:t>
+      </w:r>
+    </w:p>
+    <w:p>
+      <w:pPr>
+        <w:spacing w:line="312" w:lineRule="auto"/>
+        <w:ind w:firstLine="720"/>
+        <w:rPr>
+          <w:i/>
+          <w:iCs/>
+        </w:rPr>
+      </w:pPr>
+      <w:r>
+        <w:rPr>
+          <w:i/>
+          <w:iCs/>
+          <w:color w:val="000000"/>
+          <w:sz w:val="28"/>
+          <w:szCs w:val="28"/>
+        </w:rPr>
+        <w:t>{{.}}</w:t>
+      </w:r>
+    </w:p>
+    <w:p>
+      <w:pPr>
+        <w:rPr>
+          <w:i/>
+          <w:iCs/>
+        </w:rPr>
+      </w:pPr>
+      <w:r>
+        <w:rPr>
+          <w:i/>
+          <w:iCs/>
+          <w:sz w:val="28"/>
+          <w:szCs w:val="28"/>
+        </w:rPr>
+        <w:t>{{/can_cu_lines}}</w:t>
       </w:r>
     </w:p>
     <w:p>
@@ -216,8 +272,17 @@
       </w:r>
     </w:p>
     <w:p>
-      <w:pPr>
-        <w:spacing w:after="200" w:line="312" w:lineRule="auto"/>
+      <w:r>
+        <w:rPr>
+          <w:sz w:val="28"/>
+          <w:szCs w:val="28"/>
+        </w:rPr>
+        <w:t>{{#noi_dung_lines}}</w:t>
+      </w:r>
+    </w:p>
+    <w:p>
+      <w:pPr>
+        <w:spacing w:after="60" w:line="312" w:lineRule="auto"/>
         <w:ind w:firstLine="720"/>
         <w:jc w:val="both"/>
       </w:pPr>
@@ -227,7 +292,16 @@
           <w:sz w:val="28"/>
           <w:szCs w:val="28"/>
         </w:rPr>
-        <w:t>{{noi_dung_quyet_dinh}}</w:t>
+        <w:t>{{.}}</w:t>
+      </w:r>
+    </w:p>
+    <w:p>
+      <w:r>
+        <w:rPr>
+          <w:sz w:val="28"/>
+          <w:szCs w:val="28"/>
+        </w:rPr>
+        <w:t>{{/noi_dung_lines}}</w:t>
       </w:r>
     </w:p>
     <w:p>
